--- a/Oprimisation_Pluo.docx
+++ b/Oprimisation_Pluo.docx
@@ -124,29 +124,114 @@
     </w:p>
     <w:p>
       <w:pPr>
-        <w:pStyle w:val="Paragraphedeliste"/>
+        <w:pStyle w:val="NormalWeb"/>
         <w:numPr>
           <w:ilvl w:val="0"/>
           <w:numId w:val="1"/>
         </w:numPr>
-      </w:pPr>
-      <w:r>
-        <w:t xml:space="preserve">Ajouter une phase de test pour garantir la réductibilité du résultat </w:t>
+        <w:rPr>
+          <w:rFonts w:asciiTheme="minorHAnsi" w:eastAsiaTheme="minorHAnsi" w:hAnsiTheme="minorHAnsi" w:cstheme="minorBidi"/>
+          <w:kern w:val="2"/>
+          <w:lang w:val="fr-FR" w:eastAsia="en-US"/>
+          <w14:ligatures w14:val="standardContextual"/>
+        </w:rPr>
+      </w:pPr>
+      <w:r>
+        <w:rPr>
+          <w:rFonts w:asciiTheme="minorHAnsi" w:eastAsiaTheme="minorHAnsi" w:hAnsiTheme="minorHAnsi" w:cstheme="minorBidi"/>
+          <w:kern w:val="2"/>
+          <w:lang w:val="fr-FR" w:eastAsia="en-US"/>
+          <w14:ligatures w14:val="standardContextual"/>
+        </w:rPr>
+        <w:t>Ajouter une phase de test pour garantir la reproductibilité du résultat.</w:t>
       </w:r>
     </w:p>
     <w:p>
       <w:pPr>
-        <w:pStyle w:val="Paragraphedeliste"/>
+        <w:pStyle w:val="NormalWeb"/>
         <w:numPr>
           <w:ilvl w:val="0"/>
           <w:numId w:val="1"/>
         </w:numPr>
-      </w:pPr>
-      <w:r>
-        <w:t xml:space="preserve">Il y  la possibilité d’entrainer un modèle à l’aide des fichier VectorWorks et des fichier Excel pour réussir à  estimer les temps de fabrication ainsi  que les quantité </w:t>
-      </w:r>
-      <w:r>
-        <w:t xml:space="preserve">(demanderais un gros travail pour crée une base données solide avec comme entrée une photo ainsi que les matériaux utilisé) pourrais donnée un model  multimodal.  </w:t>
+        <w:rPr>
+          <w:rFonts w:asciiTheme="minorHAnsi" w:eastAsiaTheme="minorHAnsi" w:hAnsiTheme="minorHAnsi" w:cstheme="minorBidi"/>
+          <w:kern w:val="2"/>
+          <w:lang w:val="fr-FR" w:eastAsia="en-US"/>
+          <w14:ligatures w14:val="standardContextual"/>
+        </w:rPr>
+      </w:pPr>
+      <w:r>
+        <w:rPr>
+          <w:rFonts w:asciiTheme="minorHAnsi" w:eastAsiaTheme="minorHAnsi" w:hAnsiTheme="minorHAnsi" w:cstheme="minorBidi"/>
+          <w:kern w:val="2"/>
+          <w:lang w:val="fr-FR" w:eastAsia="en-US"/>
+          <w14:ligatures w14:val="standardContextual"/>
+        </w:rPr>
+        <w:t xml:space="preserve">Il y a la possibilité d’entraîner un modèle à l’aide de fichiers </w:t>
+      </w:r>
+      <w:proofErr w:type="spellStart"/>
+      <w:r>
+        <w:rPr>
+          <w:rFonts w:asciiTheme="minorHAnsi" w:eastAsiaTheme="minorHAnsi" w:hAnsiTheme="minorHAnsi" w:cstheme="minorBidi"/>
+          <w:kern w:val="2"/>
+          <w:lang w:val="fr-FR" w:eastAsia="en-US"/>
+          <w14:ligatures w14:val="standardContextual"/>
+        </w:rPr>
+        <w:t>Vectorworks</w:t>
+      </w:r>
+      <w:proofErr w:type="spellEnd"/>
+      <w:r>
+        <w:rPr>
+          <w:rFonts w:asciiTheme="minorHAnsi" w:eastAsiaTheme="minorHAnsi" w:hAnsiTheme="minorHAnsi" w:cstheme="minorBidi"/>
+          <w:kern w:val="2"/>
+          <w:lang w:val="fr-FR" w:eastAsia="en-US"/>
+          <w14:ligatures w14:val="standardContextual"/>
+        </w:rPr>
+        <w:t xml:space="preserve"> et de fichiers Excel afin d’estimer les temps de fabrication ainsi que les quantités (cela demanderait un gros travail pour créer une base de données solide, avec comme entrées une photo ainsi que les matériaux utilisés). Cela pourrait donner un </w:t>
+      </w:r>
+      <w:proofErr w:type="spellStart"/>
+      <w:r>
+        <w:rPr>
+          <w:rFonts w:asciiTheme="minorHAnsi" w:eastAsiaTheme="minorHAnsi" w:hAnsiTheme="minorHAnsi" w:cstheme="minorBidi"/>
+          <w:kern w:val="2"/>
+          <w:lang w:val="fr-FR" w:eastAsia="en-US"/>
+          <w14:ligatures w14:val="standardContextual"/>
+        </w:rPr>
+        <w:t>modèle</w:t>
+      </w:r>
+      <w:proofErr w:type="spellEnd"/>
+      <w:r>
+        <w:rPr>
+          <w:rFonts w:asciiTheme="minorHAnsi" w:eastAsiaTheme="minorHAnsi" w:hAnsiTheme="minorHAnsi" w:cstheme="minorBidi"/>
+          <w:kern w:val="2"/>
+          <w:lang w:val="fr-FR" w:eastAsia="en-US"/>
+          <w14:ligatures w14:val="standardContextual"/>
+        </w:rPr>
+        <w:t xml:space="preserve"> multimodal.</w:t>
+      </w:r>
+    </w:p>
+    <w:p>
+      <w:pPr>
+        <w:pStyle w:val="NormalWeb"/>
+        <w:numPr>
+          <w:ilvl w:val="0"/>
+          <w:numId w:val="1"/>
+        </w:numPr>
+        <w:rPr>
+          <w:rFonts w:asciiTheme="minorHAnsi" w:eastAsiaTheme="minorHAnsi" w:hAnsiTheme="minorHAnsi" w:cstheme="minorBidi"/>
+          <w:kern w:val="2"/>
+          <w:lang w:val="fr-FR" w:eastAsia="en-US"/>
+          <w14:ligatures w14:val="standardContextual"/>
+        </w:rPr>
+      </w:pPr>
+      <w:r>
+        <w:rPr>
+          <w:rFonts w:asciiTheme="minorHAnsi" w:eastAsiaTheme="minorHAnsi" w:hAnsiTheme="minorHAnsi" w:cstheme="minorBidi"/>
+          <w:kern w:val="2"/>
+          <w:lang w:val="fr-FR" w:eastAsia="en-US"/>
+          <w14:ligatures w14:val="standardContextual"/>
+        </w:rPr>
+        <w:t>Il existe aussi la possibilité de fine-tuner le modèle Gemini pour cette tâche, mais cela demanderait une quantité de données et de ressources conséquente. Pour optimiser les coûts, il serait potentiellement possible d’utiliser une technique d’adaptation comme LoRA ou NeuroAda, qui gèlent une partie du modèle pour n’entraîner qu’une couche partielle et réduite.</w:t>
       </w:r>
     </w:p>
     <w:sectPr>
@@ -162,6 +247,155 @@
 <file path=word/numbering.xml><?xml version="1.0" encoding="utf-8"?>
 <w:numbering xmlns:wpc="http://schemas.microsoft.com/office/word/2010/wordprocessingCanvas" xmlns:cx="http://schemas.microsoft.com/office/drawing/2014/chartex" xmlns:cx1="http://schemas.microsoft.com/office/drawing/2015/9/8/chartex" xmlns:cx2="http://schemas.microsoft.com/office/drawing/2015/10/21/chartex" xmlns:cx3="http://schemas.microsoft.com/office/drawing/2016/5/9/chartex" xmlns:cx4="http://schemas.microsoft.com/office/drawing/2016/5/10/chartex" xmlns:cx5="http://schemas.microsoft.com/office/drawing/2016/5/11/chartex" xmlns:cx6="http://schemas.microsoft.com/office/drawing/2016/5/12/chartex" xmlns:cx7="http://schemas.microsoft.com/office/drawing/2016/5/13/chartex" xmlns:cx8="http://schemas.microsoft.com/office/drawing/2016/5/14/chartex" xmlns:mc="http://schemas.openxmlformats.org/markup-compatibility/2006" xmlns:aink="http://schemas.microsoft.com/office/drawing/2016/ink" xmlns:am3d="http://schemas.microsoft.com/office/drawing/2017/model3d" xmlns:o="urn:schemas-microsoft-com:office:office" xmlns:oel="http://schemas.microsoft.com/office/2019/extlst" xmlns:r="http://schemas.openxmlformats.org/officeDocument/2006/relationships" xmlns:m="http://schemas.openxmlformats.org/officeDocument/2006/math" xmlns:v="urn:schemas-microsoft-com:vml" xmlns:wp14="http://schemas.microsoft.com/office/word/2010/wordprocessingDrawing" xmlns:wp="http://schemas.openxmlformats.org/drawingml/2006/wordprocessingDrawing" xmlns:w10="urn:schemas-microsoft-com:office:word" xmlns:w="http://schemas.openxmlformats.org/wordprocessingml/2006/main" xmlns:w14="http://schemas.microsoft.com/office/word/2010/wordml" xmlns:w15="http://schemas.microsoft.com/office/word/2012/wordml" xmlns:w16cex="http://schemas.microsoft.com/office/word/2018/wordml/cex" xmlns:w16cid="http://schemas.microsoft.com/office/word/2016/wordml/cid" xmlns:w16="http://schemas.microsoft.com/office/word/2018/wordml" xmlns:w16du="http://schemas.microsoft.com/office/word/2023/wordml/word16du" xmlns:w16sdtdh="http://schemas.microsoft.com/office/word/2020/wordml/sdtdatahash" xmlns:w16sdtfl="http://schemas.microsoft.com/office/word/2024/wordml/sdtformatlock" xmlns:w16se="http://schemas.microsoft.com/office/word/2015/wordml/symex" xmlns:wpg="http://schemas.microsoft.com/office/word/2010/wordprocessingGroup" xmlns:wpi="http://schemas.microsoft.com/office/word/2010/wordprocessingInk" xmlns:wne="http://schemas.microsoft.com/office/word/2006/wordml" xmlns:wps="http://schemas.microsoft.com/office/word/2010/wordprocessingShape" mc:Ignorable="w14 w15 w16se w16cid w16 w16cex w16sdtdh w16sdtfl w16du wp14">
   <w:abstractNum w:abstractNumId="0" w15:restartNumberingAfterBreak="0">
+    <w:nsid w:val="5C003BDD"/>
+    <w:multiLevelType w:val="multilevel"/>
+    <w:tmpl w:val="95902D1E"/>
+    <w:lvl w:ilvl="0">
+      <w:start w:val="1"/>
+      <w:numFmt w:val="bullet"/>
+      <w:lvlText w:val=""/>
+      <w:lvlJc w:val="left"/>
+      <w:pPr>
+        <w:tabs>
+          <w:tab w:val="num" w:pos="720"/>
+        </w:tabs>
+        <w:ind w:left="720" w:hanging="360"/>
+      </w:pPr>
+      <w:rPr>
+        <w:rFonts w:ascii="Symbol" w:hAnsi="Symbol" w:hint="default"/>
+        <w:sz w:val="20"/>
+      </w:rPr>
+    </w:lvl>
+    <w:lvl w:ilvl="1" w:tentative="1">
+      <w:start w:val="1"/>
+      <w:numFmt w:val="bullet"/>
+      <w:lvlText w:val="o"/>
+      <w:lvlJc w:val="left"/>
+      <w:pPr>
+        <w:tabs>
+          <w:tab w:val="num" w:pos="1440"/>
+        </w:tabs>
+        <w:ind w:left="1440" w:hanging="360"/>
+      </w:pPr>
+      <w:rPr>
+        <w:rFonts w:ascii="Courier New" w:hAnsi="Courier New" w:hint="default"/>
+        <w:sz w:val="20"/>
+      </w:rPr>
+    </w:lvl>
+    <w:lvl w:ilvl="2" w:tentative="1">
+      <w:start w:val="1"/>
+      <w:numFmt w:val="bullet"/>
+      <w:lvlText w:val=""/>
+      <w:lvlJc w:val="left"/>
+      <w:pPr>
+        <w:tabs>
+          <w:tab w:val="num" w:pos="2160"/>
+        </w:tabs>
+        <w:ind w:left="2160" w:hanging="360"/>
+      </w:pPr>
+      <w:rPr>
+        <w:rFonts w:ascii="Wingdings" w:hAnsi="Wingdings" w:hint="default"/>
+        <w:sz w:val="20"/>
+      </w:rPr>
+    </w:lvl>
+    <w:lvl w:ilvl="3" w:tentative="1">
+      <w:start w:val="1"/>
+      <w:numFmt w:val="bullet"/>
+      <w:lvlText w:val=""/>
+      <w:lvlJc w:val="left"/>
+      <w:pPr>
+        <w:tabs>
+          <w:tab w:val="num" w:pos="2880"/>
+        </w:tabs>
+        <w:ind w:left="2880" w:hanging="360"/>
+      </w:pPr>
+      <w:rPr>
+        <w:rFonts w:ascii="Wingdings" w:hAnsi="Wingdings" w:hint="default"/>
+        <w:sz w:val="20"/>
+      </w:rPr>
+    </w:lvl>
+    <w:lvl w:ilvl="4" w:tentative="1">
+      <w:start w:val="1"/>
+      <w:numFmt w:val="bullet"/>
+      <w:lvlText w:val=""/>
+      <w:lvlJc w:val="left"/>
+      <w:pPr>
+        <w:tabs>
+          <w:tab w:val="num" w:pos="3600"/>
+        </w:tabs>
+        <w:ind w:left="3600" w:hanging="360"/>
+      </w:pPr>
+      <w:rPr>
+        <w:rFonts w:ascii="Wingdings" w:hAnsi="Wingdings" w:hint="default"/>
+        <w:sz w:val="20"/>
+      </w:rPr>
+    </w:lvl>
+    <w:lvl w:ilvl="5" w:tentative="1">
+      <w:start w:val="1"/>
+      <w:numFmt w:val="bullet"/>
+      <w:lvlText w:val=""/>
+      <w:lvlJc w:val="left"/>
+      <w:pPr>
+        <w:tabs>
+          <w:tab w:val="num" w:pos="4320"/>
+        </w:tabs>
+        <w:ind w:left="4320" w:hanging="360"/>
+      </w:pPr>
+      <w:rPr>
+        <w:rFonts w:ascii="Wingdings" w:hAnsi="Wingdings" w:hint="default"/>
+        <w:sz w:val="20"/>
+      </w:rPr>
+    </w:lvl>
+    <w:lvl w:ilvl="6" w:tentative="1">
+      <w:start w:val="1"/>
+      <w:numFmt w:val="bullet"/>
+      <w:lvlText w:val=""/>
+      <w:lvlJc w:val="left"/>
+      <w:pPr>
+        <w:tabs>
+          <w:tab w:val="num" w:pos="5040"/>
+        </w:tabs>
+        <w:ind w:left="5040" w:hanging="360"/>
+      </w:pPr>
+      <w:rPr>
+        <w:rFonts w:ascii="Wingdings" w:hAnsi="Wingdings" w:hint="default"/>
+        <w:sz w:val="20"/>
+      </w:rPr>
+    </w:lvl>
+    <w:lvl w:ilvl="7" w:tentative="1">
+      <w:start w:val="1"/>
+      <w:numFmt w:val="bullet"/>
+      <w:lvlText w:val=""/>
+      <w:lvlJc w:val="left"/>
+      <w:pPr>
+        <w:tabs>
+          <w:tab w:val="num" w:pos="5760"/>
+        </w:tabs>
+        <w:ind w:left="5760" w:hanging="360"/>
+      </w:pPr>
+      <w:rPr>
+        <w:rFonts w:ascii="Wingdings" w:hAnsi="Wingdings" w:hint="default"/>
+        <w:sz w:val="20"/>
+      </w:rPr>
+    </w:lvl>
+    <w:lvl w:ilvl="8" w:tentative="1">
+      <w:start w:val="1"/>
+      <w:numFmt w:val="bullet"/>
+      <w:lvlText w:val=""/>
+      <w:lvlJc w:val="left"/>
+      <w:pPr>
+        <w:tabs>
+          <w:tab w:val="num" w:pos="6480"/>
+        </w:tabs>
+        <w:ind w:left="6480" w:hanging="360"/>
+      </w:pPr>
+      <w:rPr>
+        <w:rFonts w:ascii="Wingdings" w:hAnsi="Wingdings" w:hint="default"/>
+        <w:sz w:val="20"/>
+      </w:rPr>
+    </w:lvl>
+  </w:abstractNum>
+  <w:abstractNum w:abstractNumId="1" w15:restartNumberingAfterBreak="0">
     <w:nsid w:val="61124A88"/>
     <w:multiLevelType w:val="hybridMultilevel"/>
     <w:tmpl w:val="C8366DFE"/>
@@ -274,6 +508,9 @@
     </w:lvl>
   </w:abstractNum>
   <w:num w:numId="1" w16cid:durableId="1526862844">
+    <w:abstractNumId w:val="1"/>
+  </w:num>
+  <w:num w:numId="2" w16cid:durableId="235286827">
     <w:abstractNumId w:val="0"/>
   </w:num>
 </w:numbering>
@@ -882,6 +1119,7 @@
   <w:style w:type="character" w:default="1" w:styleId="Policepardfaut">
     <w:name w:val="Default Paragraph Font"/>
     <w:uiPriority w:val="1"/>
+    <w:semiHidden/>
     <w:unhideWhenUsed/>
   </w:style>
   <w:style w:type="table" w:default="1" w:styleId="TableauNormal">
@@ -1193,6 +1431,33 @@
       <w:smallCaps/>
       <w:color w:val="0F4761" w:themeColor="accent1" w:themeShade="BF"/>
       <w:spacing w:val="5"/>
+    </w:rPr>
+  </w:style>
+  <w:style w:type="paragraph" w:styleId="NormalWeb">
+    <w:name w:val="Normal (Web)"/>
+    <w:basedOn w:val="Normal"/>
+    <w:uiPriority w:val="99"/>
+    <w:unhideWhenUsed/>
+    <w:rsid w:val="00564B89"/>
+    <w:pPr>
+      <w:spacing w:before="100" w:beforeAutospacing="1" w:after="100" w:afterAutospacing="1" w:line="240" w:lineRule="auto"/>
+    </w:pPr>
+    <w:rPr>
+      <w:rFonts w:ascii="Times New Roman" w:eastAsia="Times New Roman" w:hAnsi="Times New Roman" w:cs="Times New Roman"/>
+      <w:kern w:val="0"/>
+      <w:lang w:val="es-AR" w:eastAsia="es-AR"/>
+      <w14:ligatures w14:val="none"/>
+    </w:rPr>
+  </w:style>
+  <w:style w:type="character" w:styleId="lev">
+    <w:name w:val="Strong"/>
+    <w:basedOn w:val="Policepardfaut"/>
+    <w:uiPriority w:val="22"/>
+    <w:qFormat/>
+    <w:rsid w:val="00564B89"/>
+    <w:rPr>
+      <w:b/>
+      <w:bCs/>
     </w:rPr>
   </w:style>
 </w:styles>
